--- a/Surat_Pernyataan_Orangtua_Wali (1).docx
+++ b/Surat_Pernyataan_Orangtua_Wali (1).docx
@@ -115,7 +115,7 @@
           <w:left w:w="10" w:type="dxa"/>
           <w:right w:w="10" w:type="dxa"/>
         </w:tblCellMar>
-        <w:tblLook w:val="0000" w:firstRow="0" w:lastRow="0" w:firstColumn="0" w:lastColumn="0" w:noHBand="0" w:noVBand="0"/>
+        <w:tblLook w:val="04A0" w:firstRow="1" w:lastRow="0" w:firstColumn="1" w:lastColumn="0" w:noHBand="0" w:noVBand="1"/>
       </w:tblPr>
       <w:tblGrid>
         <w:gridCol w:w="2188"/>
@@ -424,6 +424,9 @@
     </w:tbl>
     <w:p/>
     <w:p>
+      <w:pPr>
+        <w:jc w:val="both"/>
+      </w:pPr>
       <w:r>
         <w:rPr>
           <w:sz w:val="24"/>
@@ -444,7 +447,7 @@
           <w:left w:w="10" w:type="dxa"/>
           <w:right w:w="10" w:type="dxa"/>
         </w:tblCellMar>
-        <w:tblLook w:val="0000" w:firstRow="0" w:lastRow="0" w:firstColumn="0" w:lastColumn="0" w:noHBand="0" w:noVBand="0"/>
+        <w:tblLook w:val="04A0" w:firstRow="1" w:lastRow="0" w:firstColumn="1" w:lastColumn="0" w:noHBand="0" w:noVBand="1"/>
       </w:tblPr>
       <w:tblGrid>
         <w:gridCol w:w="2189"/>
@@ -604,6 +607,9 @@
       </w:tr>
     </w:tbl>
     <w:p>
+      <w:pPr>
+        <w:jc w:val="both"/>
+      </w:pPr>
       <w:r>
         <w:rPr>
           <w:i/>
@@ -665,6 +671,7 @@
           <w:ilvl w:val="0"/>
           <w:numId w:val="2"/>
         </w:numPr>
+        <w:jc w:val="both"/>
       </w:pPr>
       <w:r>
         <w:rPr>
@@ -824,7 +831,7 @@
           <w:left w:w="10" w:type="dxa"/>
           <w:right w:w="10" w:type="dxa"/>
         </w:tblCellMar>
-        <w:tblLook w:val="0000" w:firstRow="0" w:lastRow="0" w:firstColumn="0" w:lastColumn="0" w:noHBand="0" w:noVBand="0"/>
+        <w:tblLook w:val="04A0" w:firstRow="1" w:lastRow="0" w:firstColumn="1" w:lastColumn="0" w:noHBand="0" w:noVBand="1"/>
       </w:tblPr>
       <w:tblGrid>
         <w:gridCol w:w="4513"/>
@@ -924,7 +931,7 @@
         <w:pBdr>
           <w:top w:val="single" w:sz="6" w:space="6" w:color="888888"/>
         </w:pBdr>
-        <w:jc w:val="center"/>
+        <w:jc w:val="both"/>
       </w:pPr>
       <w:r>
         <w:rPr>
@@ -955,10 +962,10 @@
 <file path=word/numbering.xml><?xml version="1.0" encoding="utf-8"?>
 <w:numbering xmlns:wpc="http://schemas.microsoft.com/office/word/2010/wordprocessingCanvas" xmlns:cx="http://schemas.microsoft.com/office/drawing/2014/chartex" xmlns:cx1="http://schemas.microsoft.com/office/drawing/2015/9/8/chartex" xmlns:cx2="http://schemas.microsoft.com/office/drawing/2015/10/21/chartex" xmlns:cx3="http://schemas.microsoft.com/office/drawing/2016/5/9/chartex" xmlns:cx4="http://schemas.microsoft.com/office/drawing/2016/5/10/chartex" xmlns:cx5="http://schemas.microsoft.com/office/drawing/2016/5/11/chartex" xmlns:cx6="http://schemas.microsoft.com/office/drawing/2016/5/12/chartex" xmlns:cx7="http://schemas.microsoft.com/office/drawing/2016/5/13/chartex" xmlns:cx8="http://schemas.microsoft.com/office/drawing/2016/5/14/chartex" xmlns:mc="http://schemas.openxmlformats.org/markup-compatibility/2006" xmlns:aink="http://schemas.microsoft.com/office/drawing/2016/ink" xmlns:am3d="http://schemas.microsoft.com/office/drawing/2017/model3d" xmlns:o="urn:schemas-microsoft-com:office:office" xmlns:oel="http://schemas.microsoft.com/office/2019/extlst" xmlns:r="http://schemas.openxmlformats.org/officeDocument/2006/relationships" xmlns:m="http://schemas.openxmlformats.org/officeDocument/2006/math" xmlns:v="urn:schemas-microsoft-com:vml" xmlns:wp14="http://schemas.microsoft.com/office/word/2010/wordprocessingDrawing" xmlns:wp="http://schemas.openxmlformats.org/drawingml/2006/wordprocessingDrawing" xmlns:w10="urn:schemas-microsoft-com:office:word" xmlns:w="http://schemas.openxmlformats.org/wordprocessingml/2006/main" xmlns:w14="http://schemas.microsoft.com/office/word/2010/wordml" xmlns:w15="http://schemas.microsoft.com/office/word/2012/wordml" xmlns:w16cex="http://schemas.microsoft.com/office/word/2018/wordml/cex" xmlns:w16cid="http://schemas.microsoft.com/office/word/2016/wordml/cid" xmlns:w16="http://schemas.microsoft.com/office/word/2018/wordml" xmlns:w16sdtdh="http://schemas.microsoft.com/office/word/2020/wordml/sdtdatahash" xmlns:w16se="http://schemas.microsoft.com/office/word/2015/wordml/symex" xmlns:wpg="http://schemas.microsoft.com/office/word/2010/wordprocessingGroup" xmlns:wpi="http://schemas.microsoft.com/office/word/2010/wordprocessingInk" xmlns:wne="http://schemas.microsoft.com/office/word/2006/wordml" xmlns:wps="http://schemas.microsoft.com/office/word/2010/wordprocessingShape" mc:Ignorable="w14 w15 w16se w16cid w16 w16cex w16sdtdh wp14">
   <w:abstractNum w:abstractNumId="0" w15:restartNumberingAfterBreak="0">
-    <w:nsid w:val="1F577B1D"/>
+    <w:nsid w:val="02260A7F"/>
     <w:multiLevelType w:val="hybridMultilevel"/>
-    <w:tmpl w:val="D86C297E"/>
-    <w:lvl w:ilvl="0" w:tplc="16FAD316">
+    <w:tmpl w:val="99921708"/>
+    <w:lvl w:ilvl="0" w:tplc="F2F8AA64">
       <w:start w:val="1"/>
       <w:numFmt w:val="decimal"/>
       <w:lvlText w:val="%1."/>
@@ -972,52 +979,52 @@
         <w:szCs w:val="24"/>
       </w:rPr>
     </w:lvl>
-    <w:lvl w:ilvl="1" w:tplc="8200B4D4">
+    <w:lvl w:ilvl="1" w:tplc="53A2D708">
       <w:numFmt w:val="decimal"/>
       <w:lvlText w:val=""/>
       <w:lvlJc w:val="left"/>
     </w:lvl>
-    <w:lvl w:ilvl="2" w:tplc="AB123D38">
+    <w:lvl w:ilvl="2" w:tplc="CF8E224C">
       <w:numFmt w:val="decimal"/>
       <w:lvlText w:val=""/>
       <w:lvlJc w:val="left"/>
     </w:lvl>
-    <w:lvl w:ilvl="3" w:tplc="FF5C16AE">
+    <w:lvl w:ilvl="3" w:tplc="3B44EF10">
       <w:numFmt w:val="decimal"/>
       <w:lvlText w:val=""/>
       <w:lvlJc w:val="left"/>
     </w:lvl>
-    <w:lvl w:ilvl="4" w:tplc="74B4BC76">
+    <w:lvl w:ilvl="4" w:tplc="BDD06658">
       <w:numFmt w:val="decimal"/>
       <w:lvlText w:val=""/>
       <w:lvlJc w:val="left"/>
     </w:lvl>
-    <w:lvl w:ilvl="5" w:tplc="8E76ADB8">
+    <w:lvl w:ilvl="5" w:tplc="B538D596">
       <w:numFmt w:val="decimal"/>
       <w:lvlText w:val=""/>
       <w:lvlJc w:val="left"/>
     </w:lvl>
-    <w:lvl w:ilvl="6" w:tplc="00B46C24">
+    <w:lvl w:ilvl="6" w:tplc="7E2A7DCE">
       <w:numFmt w:val="decimal"/>
       <w:lvlText w:val=""/>
       <w:lvlJc w:val="left"/>
     </w:lvl>
-    <w:lvl w:ilvl="7" w:tplc="2F80B8C2">
+    <w:lvl w:ilvl="7" w:tplc="AC6EA93A">
       <w:numFmt w:val="decimal"/>
       <w:lvlText w:val=""/>
       <w:lvlJc w:val="left"/>
     </w:lvl>
-    <w:lvl w:ilvl="8" w:tplc="7324A1D2">
+    <w:lvl w:ilvl="8" w:tplc="C48A5898">
       <w:numFmt w:val="decimal"/>
       <w:lvlText w:val=""/>
       <w:lvlJc w:val="left"/>
     </w:lvl>
   </w:abstractNum>
   <w:abstractNum w:abstractNumId="1" w15:restartNumberingAfterBreak="0">
-    <w:nsid w:val="647A581A"/>
+    <w:nsid w:val="4A086B2B"/>
     <w:multiLevelType w:val="hybridMultilevel"/>
-    <w:tmpl w:val="650264CA"/>
-    <w:lvl w:ilvl="0" w:tplc="1126540A">
+    <w:tmpl w:val="43821EC6"/>
+    <w:lvl w:ilvl="0" w:tplc="1AB61226">
       <w:start w:val="1"/>
       <w:numFmt w:val="bullet"/>
       <w:lvlText w:val="●"/>
@@ -1026,7 +1033,7 @@
         <w:ind w:left="720" w:hanging="360"/>
       </w:pPr>
     </w:lvl>
-    <w:lvl w:ilvl="1" w:tplc="9F88983C">
+    <w:lvl w:ilvl="1" w:tplc="A93A86EC">
       <w:start w:val="1"/>
       <w:numFmt w:val="bullet"/>
       <w:lvlText w:val="○"/>
@@ -1035,7 +1042,7 @@
         <w:ind w:left="1440" w:hanging="360"/>
       </w:pPr>
     </w:lvl>
-    <w:lvl w:ilvl="2" w:tplc="D5C8E75A">
+    <w:lvl w:ilvl="2" w:tplc="ACBAC92C">
       <w:start w:val="1"/>
       <w:numFmt w:val="bullet"/>
       <w:lvlText w:val="■"/>
@@ -1044,7 +1051,7 @@
         <w:ind w:left="2160" w:hanging="360"/>
       </w:pPr>
     </w:lvl>
-    <w:lvl w:ilvl="3" w:tplc="2BF0E3C4">
+    <w:lvl w:ilvl="3" w:tplc="19C60E32">
       <w:start w:val="1"/>
       <w:numFmt w:val="bullet"/>
       <w:lvlText w:val="●"/>
@@ -1053,7 +1060,7 @@
         <w:ind w:left="2880" w:hanging="360"/>
       </w:pPr>
     </w:lvl>
-    <w:lvl w:ilvl="4" w:tplc="85383A38">
+    <w:lvl w:ilvl="4" w:tplc="FCFAA402">
       <w:start w:val="1"/>
       <w:numFmt w:val="bullet"/>
       <w:lvlText w:val="○"/>
@@ -1062,7 +1069,7 @@
         <w:ind w:left="3600" w:hanging="360"/>
       </w:pPr>
     </w:lvl>
-    <w:lvl w:ilvl="5" w:tplc="F81A8F9C">
+    <w:lvl w:ilvl="5" w:tplc="5B5A167A">
       <w:start w:val="1"/>
       <w:numFmt w:val="bullet"/>
       <w:lvlText w:val="■"/>
@@ -1071,7 +1078,7 @@
         <w:ind w:left="4320" w:hanging="360"/>
       </w:pPr>
     </w:lvl>
-    <w:lvl w:ilvl="6" w:tplc="E0501C4C">
+    <w:lvl w:ilvl="6" w:tplc="B62EB57E">
       <w:start w:val="1"/>
       <w:numFmt w:val="bullet"/>
       <w:lvlText w:val="●"/>
@@ -1080,7 +1087,7 @@
         <w:ind w:left="5040" w:hanging="360"/>
       </w:pPr>
     </w:lvl>
-    <w:lvl w:ilvl="7" w:tplc="E6866700">
+    <w:lvl w:ilvl="7" w:tplc="277C344E">
       <w:start w:val="1"/>
       <w:numFmt w:val="bullet"/>
       <w:lvlText w:val="●"/>
@@ -1089,7 +1096,7 @@
         <w:ind w:left="5760" w:hanging="360"/>
       </w:pPr>
     </w:lvl>
-    <w:lvl w:ilvl="8" w:tplc="D958AAA4">
+    <w:lvl w:ilvl="8" w:tplc="F0C44092">
       <w:start w:val="1"/>
       <w:numFmt w:val="bullet"/>
       <w:lvlText w:val="●"/>
@@ -1099,13 +1106,13 @@
       </w:pPr>
     </w:lvl>
   </w:abstractNum>
-  <w:num w:numId="1" w16cid:durableId="734398075">
+  <w:num w:numId="1" w16cid:durableId="968364716">
     <w:abstractNumId w:val="1"/>
     <w:lvlOverride w:ilvl="0">
       <w:startOverride w:val="1"/>
     </w:lvlOverride>
   </w:num>
-  <w:num w:numId="2" w16cid:durableId="474762110">
+  <w:num w:numId="2" w16cid:durableId="384766867">
     <w:abstractNumId w:val="0"/>
     <w:lvlOverride w:ilvl="0">
       <w:startOverride w:val="1"/>

--- a/Surat_Pernyataan_Orangtua_Wali (1).docx
+++ b/Surat_Pernyataan_Orangtua_Wali (1).docx
@@ -115,7 +115,7 @@
           <w:left w:w="10" w:type="dxa"/>
           <w:right w:w="10" w:type="dxa"/>
         </w:tblCellMar>
-        <w:tblLook w:val="04A0" w:firstRow="1" w:lastRow="0" w:firstColumn="1" w:lastColumn="0" w:noHBand="0" w:noVBand="1"/>
+        <w:tblLook w:val="0000" w:firstRow="0" w:lastRow="0" w:firstColumn="0" w:lastColumn="0" w:noHBand="0" w:noVBand="0"/>
       </w:tblPr>
       <w:tblGrid>
         <w:gridCol w:w="2188"/>
@@ -447,7 +447,7 @@
           <w:left w:w="10" w:type="dxa"/>
           <w:right w:w="10" w:type="dxa"/>
         </w:tblCellMar>
-        <w:tblLook w:val="04A0" w:firstRow="1" w:lastRow="0" w:firstColumn="1" w:lastColumn="0" w:noHBand="0" w:noVBand="1"/>
+        <w:tblLook w:val="0000" w:firstRow="0" w:lastRow="0" w:firstColumn="0" w:lastColumn="0" w:noHBand="0" w:noVBand="0"/>
       </w:tblPr>
       <w:tblGrid>
         <w:gridCol w:w="2189"/>
@@ -831,7 +831,7 @@
           <w:left w:w="10" w:type="dxa"/>
           <w:right w:w="10" w:type="dxa"/>
         </w:tblCellMar>
-        <w:tblLook w:val="04A0" w:firstRow="1" w:lastRow="0" w:firstColumn="1" w:lastColumn="0" w:noHBand="0" w:noVBand="1"/>
+        <w:tblLook w:val="0000" w:firstRow="0" w:lastRow="0" w:firstColumn="0" w:lastColumn="0" w:noHBand="0" w:noVBand="0"/>
       </w:tblPr>
       <w:tblGrid>
         <w:gridCol w:w="4513"/>
@@ -962,10 +962,10 @@
 <file path=word/numbering.xml><?xml version="1.0" encoding="utf-8"?>
 <w:numbering xmlns:wpc="http://schemas.microsoft.com/office/word/2010/wordprocessingCanvas" xmlns:cx="http://schemas.microsoft.com/office/drawing/2014/chartex" xmlns:cx1="http://schemas.microsoft.com/office/drawing/2015/9/8/chartex" xmlns:cx2="http://schemas.microsoft.com/office/drawing/2015/10/21/chartex" xmlns:cx3="http://schemas.microsoft.com/office/drawing/2016/5/9/chartex" xmlns:cx4="http://schemas.microsoft.com/office/drawing/2016/5/10/chartex" xmlns:cx5="http://schemas.microsoft.com/office/drawing/2016/5/11/chartex" xmlns:cx6="http://schemas.microsoft.com/office/drawing/2016/5/12/chartex" xmlns:cx7="http://schemas.microsoft.com/office/drawing/2016/5/13/chartex" xmlns:cx8="http://schemas.microsoft.com/office/drawing/2016/5/14/chartex" xmlns:mc="http://schemas.openxmlformats.org/markup-compatibility/2006" xmlns:aink="http://schemas.microsoft.com/office/drawing/2016/ink" xmlns:am3d="http://schemas.microsoft.com/office/drawing/2017/model3d" xmlns:o="urn:schemas-microsoft-com:office:office" xmlns:oel="http://schemas.microsoft.com/office/2019/extlst" xmlns:r="http://schemas.openxmlformats.org/officeDocument/2006/relationships" xmlns:m="http://schemas.openxmlformats.org/officeDocument/2006/math" xmlns:v="urn:schemas-microsoft-com:vml" xmlns:wp14="http://schemas.microsoft.com/office/word/2010/wordprocessingDrawing" xmlns:wp="http://schemas.openxmlformats.org/drawingml/2006/wordprocessingDrawing" xmlns:w10="urn:schemas-microsoft-com:office:word" xmlns:w="http://schemas.openxmlformats.org/wordprocessingml/2006/main" xmlns:w14="http://schemas.microsoft.com/office/word/2010/wordml" xmlns:w15="http://schemas.microsoft.com/office/word/2012/wordml" xmlns:w16cex="http://schemas.microsoft.com/office/word/2018/wordml/cex" xmlns:w16cid="http://schemas.microsoft.com/office/word/2016/wordml/cid" xmlns:w16="http://schemas.microsoft.com/office/word/2018/wordml" xmlns:w16sdtdh="http://schemas.microsoft.com/office/word/2020/wordml/sdtdatahash" xmlns:w16se="http://schemas.microsoft.com/office/word/2015/wordml/symex" xmlns:wpg="http://schemas.microsoft.com/office/word/2010/wordprocessingGroup" xmlns:wpi="http://schemas.microsoft.com/office/word/2010/wordprocessingInk" xmlns:wne="http://schemas.microsoft.com/office/word/2006/wordml" xmlns:wps="http://schemas.microsoft.com/office/word/2010/wordprocessingShape" mc:Ignorable="w14 w15 w16se w16cid w16 w16cex w16sdtdh wp14">
   <w:abstractNum w:abstractNumId="0" w15:restartNumberingAfterBreak="0">
-    <w:nsid w:val="02260A7F"/>
+    <w:nsid w:val="361C0915"/>
     <w:multiLevelType w:val="hybridMultilevel"/>
-    <w:tmpl w:val="99921708"/>
-    <w:lvl w:ilvl="0" w:tplc="F2F8AA64">
+    <w:tmpl w:val="26B2FCAE"/>
+    <w:lvl w:ilvl="0" w:tplc="5D482D92">
       <w:start w:val="1"/>
       <w:numFmt w:val="decimal"/>
       <w:lvlText w:val="%1."/>
@@ -979,52 +979,52 @@
         <w:szCs w:val="24"/>
       </w:rPr>
     </w:lvl>
-    <w:lvl w:ilvl="1" w:tplc="53A2D708">
+    <w:lvl w:ilvl="1" w:tplc="BD864792">
       <w:numFmt w:val="decimal"/>
       <w:lvlText w:val=""/>
       <w:lvlJc w:val="left"/>
     </w:lvl>
-    <w:lvl w:ilvl="2" w:tplc="CF8E224C">
+    <w:lvl w:ilvl="2" w:tplc="FE78E512">
       <w:numFmt w:val="decimal"/>
       <w:lvlText w:val=""/>
       <w:lvlJc w:val="left"/>
     </w:lvl>
-    <w:lvl w:ilvl="3" w:tplc="3B44EF10">
+    <w:lvl w:ilvl="3" w:tplc="6B9842BE">
       <w:numFmt w:val="decimal"/>
       <w:lvlText w:val=""/>
       <w:lvlJc w:val="left"/>
     </w:lvl>
-    <w:lvl w:ilvl="4" w:tplc="BDD06658">
+    <w:lvl w:ilvl="4" w:tplc="D88C08A8">
       <w:numFmt w:val="decimal"/>
       <w:lvlText w:val=""/>
       <w:lvlJc w:val="left"/>
     </w:lvl>
-    <w:lvl w:ilvl="5" w:tplc="B538D596">
+    <w:lvl w:ilvl="5" w:tplc="88022670">
       <w:numFmt w:val="decimal"/>
       <w:lvlText w:val=""/>
       <w:lvlJc w:val="left"/>
     </w:lvl>
-    <w:lvl w:ilvl="6" w:tplc="7E2A7DCE">
+    <w:lvl w:ilvl="6" w:tplc="1E9820F2">
       <w:numFmt w:val="decimal"/>
       <w:lvlText w:val=""/>
       <w:lvlJc w:val="left"/>
     </w:lvl>
-    <w:lvl w:ilvl="7" w:tplc="AC6EA93A">
+    <w:lvl w:ilvl="7" w:tplc="59A8EA62">
       <w:numFmt w:val="decimal"/>
       <w:lvlText w:val=""/>
       <w:lvlJc w:val="left"/>
     </w:lvl>
-    <w:lvl w:ilvl="8" w:tplc="C48A5898">
+    <w:lvl w:ilvl="8" w:tplc="6FD6DA04">
       <w:numFmt w:val="decimal"/>
       <w:lvlText w:val=""/>
       <w:lvlJc w:val="left"/>
     </w:lvl>
   </w:abstractNum>
   <w:abstractNum w:abstractNumId="1" w15:restartNumberingAfterBreak="0">
-    <w:nsid w:val="4A086B2B"/>
+    <w:nsid w:val="39F05F21"/>
     <w:multiLevelType w:val="hybridMultilevel"/>
-    <w:tmpl w:val="43821EC6"/>
-    <w:lvl w:ilvl="0" w:tplc="1AB61226">
+    <w:tmpl w:val="78D860A2"/>
+    <w:lvl w:ilvl="0" w:tplc="87C03634">
       <w:start w:val="1"/>
       <w:numFmt w:val="bullet"/>
       <w:lvlText w:val="●"/>
@@ -1033,7 +1033,7 @@
         <w:ind w:left="720" w:hanging="360"/>
       </w:pPr>
     </w:lvl>
-    <w:lvl w:ilvl="1" w:tplc="A93A86EC">
+    <w:lvl w:ilvl="1" w:tplc="F8C40098">
       <w:start w:val="1"/>
       <w:numFmt w:val="bullet"/>
       <w:lvlText w:val="○"/>
@@ -1042,7 +1042,7 @@
         <w:ind w:left="1440" w:hanging="360"/>
       </w:pPr>
     </w:lvl>
-    <w:lvl w:ilvl="2" w:tplc="ACBAC92C">
+    <w:lvl w:ilvl="2" w:tplc="332CA6D4">
       <w:start w:val="1"/>
       <w:numFmt w:val="bullet"/>
       <w:lvlText w:val="■"/>
@@ -1051,7 +1051,7 @@
         <w:ind w:left="2160" w:hanging="360"/>
       </w:pPr>
     </w:lvl>
-    <w:lvl w:ilvl="3" w:tplc="19C60E32">
+    <w:lvl w:ilvl="3" w:tplc="BB486CD2">
       <w:start w:val="1"/>
       <w:numFmt w:val="bullet"/>
       <w:lvlText w:val="●"/>
@@ -1060,7 +1060,7 @@
         <w:ind w:left="2880" w:hanging="360"/>
       </w:pPr>
     </w:lvl>
-    <w:lvl w:ilvl="4" w:tplc="FCFAA402">
+    <w:lvl w:ilvl="4" w:tplc="2B9AF852">
       <w:start w:val="1"/>
       <w:numFmt w:val="bullet"/>
       <w:lvlText w:val="○"/>
@@ -1069,7 +1069,7 @@
         <w:ind w:left="3600" w:hanging="360"/>
       </w:pPr>
     </w:lvl>
-    <w:lvl w:ilvl="5" w:tplc="5B5A167A">
+    <w:lvl w:ilvl="5" w:tplc="F8A683F8">
       <w:start w:val="1"/>
       <w:numFmt w:val="bullet"/>
       <w:lvlText w:val="■"/>
@@ -1078,7 +1078,7 @@
         <w:ind w:left="4320" w:hanging="360"/>
       </w:pPr>
     </w:lvl>
-    <w:lvl w:ilvl="6" w:tplc="B62EB57E">
+    <w:lvl w:ilvl="6" w:tplc="394C7704">
       <w:start w:val="1"/>
       <w:numFmt w:val="bullet"/>
       <w:lvlText w:val="●"/>
@@ -1087,7 +1087,7 @@
         <w:ind w:left="5040" w:hanging="360"/>
       </w:pPr>
     </w:lvl>
-    <w:lvl w:ilvl="7" w:tplc="277C344E">
+    <w:lvl w:ilvl="7" w:tplc="5BDA3CF2">
       <w:start w:val="1"/>
       <w:numFmt w:val="bullet"/>
       <w:lvlText w:val="●"/>
@@ -1096,7 +1096,7 @@
         <w:ind w:left="5760" w:hanging="360"/>
       </w:pPr>
     </w:lvl>
-    <w:lvl w:ilvl="8" w:tplc="F0C44092">
+    <w:lvl w:ilvl="8" w:tplc="8D764F1C">
       <w:start w:val="1"/>
       <w:numFmt w:val="bullet"/>
       <w:lvlText w:val="●"/>
@@ -1106,13 +1106,13 @@
       </w:pPr>
     </w:lvl>
   </w:abstractNum>
-  <w:num w:numId="1" w16cid:durableId="968364716">
+  <w:num w:numId="1" w16cid:durableId="68888842">
     <w:abstractNumId w:val="1"/>
     <w:lvlOverride w:ilvl="0">
       <w:startOverride w:val="1"/>
     </w:lvlOverride>
   </w:num>
-  <w:num w:numId="2" w16cid:durableId="384766867">
+  <w:num w:numId="2" w16cid:durableId="376975994">
     <w:abstractNumId w:val="0"/>
     <w:lvlOverride w:ilvl="0">
       <w:startOverride w:val="1"/>

--- a/Surat_Pernyataan_Orangtua_Wali (1).docx
+++ b/Surat_Pernyataan_Orangtua_Wali (1).docx
@@ -115,7 +115,7 @@
           <w:left w:w="10" w:type="dxa"/>
           <w:right w:w="10" w:type="dxa"/>
         </w:tblCellMar>
-        <w:tblLook w:val="0000" w:firstRow="0" w:lastRow="0" w:firstColumn="0" w:lastColumn="0" w:noHBand="0" w:noVBand="0"/>
+        <w:tblLook w:val="04A0" w:firstRow="1" w:lastRow="0" w:firstColumn="1" w:lastColumn="0" w:noHBand="0" w:noVBand="1"/>
       </w:tblPr>
       <w:tblGrid>
         <w:gridCol w:w="2188"/>
@@ -447,7 +447,7 @@
           <w:left w:w="10" w:type="dxa"/>
           <w:right w:w="10" w:type="dxa"/>
         </w:tblCellMar>
-        <w:tblLook w:val="0000" w:firstRow="0" w:lastRow="0" w:firstColumn="0" w:lastColumn="0" w:noHBand="0" w:noVBand="0"/>
+        <w:tblLook w:val="04A0" w:firstRow="1" w:lastRow="0" w:firstColumn="1" w:lastColumn="0" w:noHBand="0" w:noVBand="1"/>
       </w:tblPr>
       <w:tblGrid>
         <w:gridCol w:w="2189"/>
@@ -831,7 +831,7 @@
           <w:left w:w="10" w:type="dxa"/>
           <w:right w:w="10" w:type="dxa"/>
         </w:tblCellMar>
-        <w:tblLook w:val="0000" w:firstRow="0" w:lastRow="0" w:firstColumn="0" w:lastColumn="0" w:noHBand="0" w:noVBand="0"/>
+        <w:tblLook w:val="04A0" w:firstRow="1" w:lastRow="0" w:firstColumn="1" w:lastColumn="0" w:noHBand="0" w:noVBand="1"/>
       </w:tblPr>
       <w:tblGrid>
         <w:gridCol w:w="4513"/>
@@ -962,10 +962,10 @@
 <file path=word/numbering.xml><?xml version="1.0" encoding="utf-8"?>
 <w:numbering xmlns:wpc="http://schemas.microsoft.com/office/word/2010/wordprocessingCanvas" xmlns:cx="http://schemas.microsoft.com/office/drawing/2014/chartex" xmlns:cx1="http://schemas.microsoft.com/office/drawing/2015/9/8/chartex" xmlns:cx2="http://schemas.microsoft.com/office/drawing/2015/10/21/chartex" xmlns:cx3="http://schemas.microsoft.com/office/drawing/2016/5/9/chartex" xmlns:cx4="http://schemas.microsoft.com/office/drawing/2016/5/10/chartex" xmlns:cx5="http://schemas.microsoft.com/office/drawing/2016/5/11/chartex" xmlns:cx6="http://schemas.microsoft.com/office/drawing/2016/5/12/chartex" xmlns:cx7="http://schemas.microsoft.com/office/drawing/2016/5/13/chartex" xmlns:cx8="http://schemas.microsoft.com/office/drawing/2016/5/14/chartex" xmlns:mc="http://schemas.openxmlformats.org/markup-compatibility/2006" xmlns:aink="http://schemas.microsoft.com/office/drawing/2016/ink" xmlns:am3d="http://schemas.microsoft.com/office/drawing/2017/model3d" xmlns:o="urn:schemas-microsoft-com:office:office" xmlns:oel="http://schemas.microsoft.com/office/2019/extlst" xmlns:r="http://schemas.openxmlformats.org/officeDocument/2006/relationships" xmlns:m="http://schemas.openxmlformats.org/officeDocument/2006/math" xmlns:v="urn:schemas-microsoft-com:vml" xmlns:wp14="http://schemas.microsoft.com/office/word/2010/wordprocessingDrawing" xmlns:wp="http://schemas.openxmlformats.org/drawingml/2006/wordprocessingDrawing" xmlns:w10="urn:schemas-microsoft-com:office:word" xmlns:w="http://schemas.openxmlformats.org/wordprocessingml/2006/main" xmlns:w14="http://schemas.microsoft.com/office/word/2010/wordml" xmlns:w15="http://schemas.microsoft.com/office/word/2012/wordml" xmlns:w16cex="http://schemas.microsoft.com/office/word/2018/wordml/cex" xmlns:w16cid="http://schemas.microsoft.com/office/word/2016/wordml/cid" xmlns:w16="http://schemas.microsoft.com/office/word/2018/wordml" xmlns:w16sdtdh="http://schemas.microsoft.com/office/word/2020/wordml/sdtdatahash" xmlns:w16se="http://schemas.microsoft.com/office/word/2015/wordml/symex" xmlns:wpg="http://schemas.microsoft.com/office/word/2010/wordprocessingGroup" xmlns:wpi="http://schemas.microsoft.com/office/word/2010/wordprocessingInk" xmlns:wne="http://schemas.microsoft.com/office/word/2006/wordml" xmlns:wps="http://schemas.microsoft.com/office/word/2010/wordprocessingShape" mc:Ignorable="w14 w15 w16se w16cid w16 w16cex w16sdtdh wp14">
   <w:abstractNum w:abstractNumId="0" w15:restartNumberingAfterBreak="0">
-    <w:nsid w:val="361C0915"/>
+    <w:nsid w:val="45406C80"/>
     <w:multiLevelType w:val="hybridMultilevel"/>
-    <w:tmpl w:val="26B2FCAE"/>
-    <w:lvl w:ilvl="0" w:tplc="5D482D92">
+    <w:tmpl w:val="50BA8390"/>
+    <w:lvl w:ilvl="0" w:tplc="C58E7620">
       <w:start w:val="1"/>
       <w:numFmt w:val="decimal"/>
       <w:lvlText w:val="%1."/>
@@ -979,52 +979,52 @@
         <w:szCs w:val="24"/>
       </w:rPr>
     </w:lvl>
-    <w:lvl w:ilvl="1" w:tplc="BD864792">
+    <w:lvl w:ilvl="1" w:tplc="34585FA6">
       <w:numFmt w:val="decimal"/>
       <w:lvlText w:val=""/>
       <w:lvlJc w:val="left"/>
     </w:lvl>
-    <w:lvl w:ilvl="2" w:tplc="FE78E512">
+    <w:lvl w:ilvl="2" w:tplc="F912E4C8">
       <w:numFmt w:val="decimal"/>
       <w:lvlText w:val=""/>
       <w:lvlJc w:val="left"/>
     </w:lvl>
-    <w:lvl w:ilvl="3" w:tplc="6B9842BE">
+    <w:lvl w:ilvl="3" w:tplc="935E1A48">
       <w:numFmt w:val="decimal"/>
       <w:lvlText w:val=""/>
       <w:lvlJc w:val="left"/>
     </w:lvl>
-    <w:lvl w:ilvl="4" w:tplc="D88C08A8">
+    <w:lvl w:ilvl="4" w:tplc="B5283D1A">
       <w:numFmt w:val="decimal"/>
       <w:lvlText w:val=""/>
       <w:lvlJc w:val="left"/>
     </w:lvl>
-    <w:lvl w:ilvl="5" w:tplc="88022670">
+    <w:lvl w:ilvl="5" w:tplc="9F3C5078">
       <w:numFmt w:val="decimal"/>
       <w:lvlText w:val=""/>
       <w:lvlJc w:val="left"/>
     </w:lvl>
-    <w:lvl w:ilvl="6" w:tplc="1E9820F2">
+    <w:lvl w:ilvl="6" w:tplc="8460F2BC">
       <w:numFmt w:val="decimal"/>
       <w:lvlText w:val=""/>
       <w:lvlJc w:val="left"/>
     </w:lvl>
-    <w:lvl w:ilvl="7" w:tplc="59A8EA62">
+    <w:lvl w:ilvl="7" w:tplc="B254AEAE">
       <w:numFmt w:val="decimal"/>
       <w:lvlText w:val=""/>
       <w:lvlJc w:val="left"/>
     </w:lvl>
-    <w:lvl w:ilvl="8" w:tplc="6FD6DA04">
+    <w:lvl w:ilvl="8" w:tplc="EBF6DFE2">
       <w:numFmt w:val="decimal"/>
       <w:lvlText w:val=""/>
       <w:lvlJc w:val="left"/>
     </w:lvl>
   </w:abstractNum>
   <w:abstractNum w:abstractNumId="1" w15:restartNumberingAfterBreak="0">
-    <w:nsid w:val="39F05F21"/>
+    <w:nsid w:val="6B6144F3"/>
     <w:multiLevelType w:val="hybridMultilevel"/>
-    <w:tmpl w:val="78D860A2"/>
-    <w:lvl w:ilvl="0" w:tplc="87C03634">
+    <w:tmpl w:val="E3B414F8"/>
+    <w:lvl w:ilvl="0" w:tplc="C8A8874A">
       <w:start w:val="1"/>
       <w:numFmt w:val="bullet"/>
       <w:lvlText w:val="●"/>
@@ -1033,7 +1033,7 @@
         <w:ind w:left="720" w:hanging="360"/>
       </w:pPr>
     </w:lvl>
-    <w:lvl w:ilvl="1" w:tplc="F8C40098">
+    <w:lvl w:ilvl="1" w:tplc="85FECBF0">
       <w:start w:val="1"/>
       <w:numFmt w:val="bullet"/>
       <w:lvlText w:val="○"/>
@@ -1042,7 +1042,7 @@
         <w:ind w:left="1440" w:hanging="360"/>
       </w:pPr>
     </w:lvl>
-    <w:lvl w:ilvl="2" w:tplc="332CA6D4">
+    <w:lvl w:ilvl="2" w:tplc="75E8E670">
       <w:start w:val="1"/>
       <w:numFmt w:val="bullet"/>
       <w:lvlText w:val="■"/>
@@ -1051,7 +1051,7 @@
         <w:ind w:left="2160" w:hanging="360"/>
       </w:pPr>
     </w:lvl>
-    <w:lvl w:ilvl="3" w:tplc="BB486CD2">
+    <w:lvl w:ilvl="3" w:tplc="F04AD7F0">
       <w:start w:val="1"/>
       <w:numFmt w:val="bullet"/>
       <w:lvlText w:val="●"/>
@@ -1060,7 +1060,7 @@
         <w:ind w:left="2880" w:hanging="360"/>
       </w:pPr>
     </w:lvl>
-    <w:lvl w:ilvl="4" w:tplc="2B9AF852">
+    <w:lvl w:ilvl="4" w:tplc="BE7A044E">
       <w:start w:val="1"/>
       <w:numFmt w:val="bullet"/>
       <w:lvlText w:val="○"/>
@@ -1069,7 +1069,7 @@
         <w:ind w:left="3600" w:hanging="360"/>
       </w:pPr>
     </w:lvl>
-    <w:lvl w:ilvl="5" w:tplc="F8A683F8">
+    <w:lvl w:ilvl="5" w:tplc="64581F8A">
       <w:start w:val="1"/>
       <w:numFmt w:val="bullet"/>
       <w:lvlText w:val="■"/>
@@ -1078,7 +1078,7 @@
         <w:ind w:left="4320" w:hanging="360"/>
       </w:pPr>
     </w:lvl>
-    <w:lvl w:ilvl="6" w:tplc="394C7704">
+    <w:lvl w:ilvl="6" w:tplc="3238FC52">
       <w:start w:val="1"/>
       <w:numFmt w:val="bullet"/>
       <w:lvlText w:val="●"/>
@@ -1087,7 +1087,7 @@
         <w:ind w:left="5040" w:hanging="360"/>
       </w:pPr>
     </w:lvl>
-    <w:lvl w:ilvl="7" w:tplc="5BDA3CF2">
+    <w:lvl w:ilvl="7" w:tplc="73F2A6EE">
       <w:start w:val="1"/>
       <w:numFmt w:val="bullet"/>
       <w:lvlText w:val="●"/>
@@ -1096,7 +1096,7 @@
         <w:ind w:left="5760" w:hanging="360"/>
       </w:pPr>
     </w:lvl>
-    <w:lvl w:ilvl="8" w:tplc="8D764F1C">
+    <w:lvl w:ilvl="8" w:tplc="9170E798">
       <w:start w:val="1"/>
       <w:numFmt w:val="bullet"/>
       <w:lvlText w:val="●"/>
@@ -1106,13 +1106,13 @@
       </w:pPr>
     </w:lvl>
   </w:abstractNum>
-  <w:num w:numId="1" w16cid:durableId="68888842">
+  <w:num w:numId="1" w16cid:durableId="507332943">
     <w:abstractNumId w:val="1"/>
     <w:lvlOverride w:ilvl="0">
       <w:startOverride w:val="1"/>
     </w:lvlOverride>
   </w:num>
-  <w:num w:numId="2" w16cid:durableId="376975994">
+  <w:num w:numId="2" w16cid:durableId="337272987">
     <w:abstractNumId w:val="0"/>
     <w:lvlOverride w:ilvl="0">
       <w:startOverride w:val="1"/>

--- a/Surat_Pernyataan_Orangtua_Wali (1).docx
+++ b/Surat_Pernyataan_Orangtua_Wali (1).docx
@@ -14,67 +14,7 @@
           <w:sz w:val="32"/>
           <w:szCs w:val="32"/>
         </w:rPr>
-        <w:t>بسم</w:t>
-      </w:r>
-      <w:r>
-        <w:rPr>
-          <w:rFonts w:ascii="Traditional Arabic" w:eastAsia="Traditional Arabic" w:hAnsi="Traditional Arabic" w:cs="Traditional Arabic"/>
-          <w:b/>
-          <w:bCs/>
-          <w:sz w:val="32"/>
-          <w:szCs w:val="32"/>
-        </w:rPr>
-        <w:t xml:space="preserve"> </w:t>
-      </w:r>
-      <w:r>
-        <w:rPr>
-          <w:rFonts w:ascii="Traditional Arabic" w:eastAsia="Traditional Arabic" w:hAnsi="Traditional Arabic" w:cs="Traditional Arabic"/>
-          <w:b/>
-          <w:bCs/>
-          <w:sz w:val="32"/>
-          <w:szCs w:val="32"/>
-        </w:rPr>
-        <w:t>الله</w:t>
-      </w:r>
-      <w:r>
-        <w:rPr>
-          <w:rFonts w:ascii="Traditional Arabic" w:eastAsia="Traditional Arabic" w:hAnsi="Traditional Arabic" w:cs="Traditional Arabic"/>
-          <w:b/>
-          <w:bCs/>
-          <w:sz w:val="32"/>
-          <w:szCs w:val="32"/>
-        </w:rPr>
-        <w:t xml:space="preserve"> </w:t>
-      </w:r>
-      <w:r>
-        <w:rPr>
-          <w:rFonts w:ascii="Traditional Arabic" w:eastAsia="Traditional Arabic" w:hAnsi="Traditional Arabic" w:cs="Traditional Arabic"/>
-          <w:b/>
-          <w:bCs/>
-          <w:sz w:val="32"/>
-          <w:szCs w:val="32"/>
-        </w:rPr>
-        <w:t>الرحمن</w:t>
-      </w:r>
-      <w:r>
-        <w:rPr>
-          <w:rFonts w:ascii="Traditional Arabic" w:eastAsia="Traditional Arabic" w:hAnsi="Traditional Arabic" w:cs="Traditional Arabic"/>
-          <w:b/>
-          <w:bCs/>
-          <w:sz w:val="32"/>
-          <w:szCs w:val="32"/>
-        </w:rPr>
-        <w:t xml:space="preserve"> </w:t>
-      </w:r>
-      <w:r>
-        <w:rPr>
-          <w:rFonts w:ascii="Traditional Arabic" w:eastAsia="Traditional Arabic" w:hAnsi="Traditional Arabic" w:cs="Traditional Arabic"/>
-          <w:b/>
-          <w:bCs/>
-          <w:sz w:val="32"/>
-          <w:szCs w:val="32"/>
-        </w:rPr>
-        <w:t>الرحيم</w:t>
+        <w:t>بسم الله الرحمن الرحيم</w:t>
       </w:r>
     </w:p>
     <w:p/>
@@ -126,12 +66,6 @@
         <w:gridCol w:w="2196"/>
       </w:tblGrid>
       <w:tr>
-        <w:tblPrEx>
-          <w:tblCellMar>
-            <w:top w:w="0" w:type="dxa"/>
-            <w:bottom w:w="0" w:type="dxa"/>
-          </w:tblCellMar>
-        </w:tblPrEx>
         <w:tc>
           <w:tcPr>
             <w:tcW w:w="2200" w:type="dxa"/>
@@ -274,12 +208,6 @@
         </w:tc>
       </w:tr>
       <w:tr>
-        <w:tblPrEx>
-          <w:tblCellMar>
-            <w:top w:w="0" w:type="dxa"/>
-            <w:bottom w:w="0" w:type="dxa"/>
-          </w:tblCellMar>
-        </w:tblPrEx>
         <w:tc>
           <w:tcPr>
             <w:tcW w:w="2200" w:type="dxa"/>
@@ -458,12 +386,6 @@
         <w:gridCol w:w="2196"/>
       </w:tblGrid>
       <w:tr>
-        <w:tblPrEx>
-          <w:tblCellMar>
-            <w:top w:w="0" w:type="dxa"/>
-            <w:bottom w:w="0" w:type="dxa"/>
-          </w:tblCellMar>
-        </w:tblPrEx>
         <w:tc>
           <w:tcPr>
             <w:tcW w:w="2200" w:type="dxa"/>
@@ -838,12 +760,6 @@
         <w:gridCol w:w="4513"/>
       </w:tblGrid>
       <w:tr>
-        <w:tblPrEx>
-          <w:tblCellMar>
-            <w:top w:w="0" w:type="dxa"/>
-            <w:bottom w:w="0" w:type="dxa"/>
-          </w:tblCellMar>
-        </w:tblPrEx>
         <w:tc>
           <w:tcPr>
             <w:tcW w:w="4513" w:type="dxa"/>
@@ -917,7 +833,6 @@
                 <w:sz w:val="24"/>
                 <w:szCs w:val="24"/>
               </w:rPr>
-              <w:lastRenderedPageBreak/>
               <w:t>(………………………………………)</w:t>
             </w:r>
           </w:p>
